--- a/dijital/dijital_tablo_kim12.docx
+++ b/dijital/dijital_tablo_kim12.docx
@@ -1649,7 +1649,7 @@
                 <w:rFonts w:ascii="Times New Roman" w:hAnsi="Times New Roman" w:cs="Times New Roman"/>
                 <w:lang w:val="tr-TR"/>
               </w:rPr>
-              <w:t>Video/Etkileşimli İçerik</w:t>
+              <w:t>Etkileşimli İçerik</w:t>
             </w:r>
           </w:p>
         </w:tc>
@@ -2957,7 +2957,7 @@
                 <w:rFonts w:ascii="Times New Roman" w:hAnsi="Times New Roman" w:cs="Times New Roman"/>
                 <w:lang w:val="tr-TR"/>
               </w:rPr>
-              <w:t>Etkileşimli İçerik/Görsel/Video</w:t>
+              <w:t>Etkileşimli İçerik (simülasyon + kısa cevaplı sorular)</w:t>
             </w:r>
           </w:p>
         </w:tc>
